--- a/hin/docx/49.content.docx
+++ b/hin/docx/49.content.docx
@@ -6188,18 +6188,12 @@
         </w:rPr>
         <w:t xml:space="preserve">"“अलौकिक संसार मे।” यहाँ शब्द ""स्वर्गीय"" उस स्थान को सन्दर्भित करता है जहाँ परमेश्वर है। देखें कि आपने इसका अनुवाद </w:t>
       </w:r>
-      <w:hyperlink r:id="rId13">
-        <w:r>
-          <w:rPr>
-            <w:lang w:val="hi_IN" w:bidi="hi_IN"/>
-          </w:rPr>
-          <w:rPr>
-            <w:color w:val="0000EE"/>
-            <w:u w:val="single"/>
-          </w:rPr>
-          <w:t>इफिसियों 1:3</w:t>
-        </w:r>
-      </w:hyperlink>
+      <w:r>
+        <w:rPr>
+          <w:lang w:val="hi_IN" w:bidi="hi_IN"/>
+        </w:rPr>
+        <w:t>इफिसियों 1:3</w:t>
+      </w:r>
       <w:r>
         <w:rPr>
           <w:lang w:val="hi_IN" w:bidi="hi_IN"/>
@@ -9277,18 +9271,12 @@
         </w:rPr>
         <w:t xml:space="preserve"> उस स्थान को सन्दर्भित करता है जहाँ परमेश्वर है। देखें कि इसका अनुवाद </w:t>
       </w:r>
-      <w:hyperlink r:id="rId13">
-        <w:r>
-          <w:rPr>
-            <w:lang w:val="hi_IN" w:bidi="hi_IN"/>
-          </w:rPr>
-          <w:rPr>
-            <w:color w:val="0000EE"/>
-            <w:u w:val="single"/>
-          </w:rPr>
-          <w:t>इफिसियों 1:3</w:t>
-        </w:r>
-      </w:hyperlink>
+      <w:r>
+        <w:rPr>
+          <w:lang w:val="hi_IN" w:bidi="hi_IN"/>
+        </w:rPr>
+        <w:t>इफिसियों 1:3</w:t>
+      </w:r>
       <w:r>
         <w:rPr>
           <w:lang w:val="hi_IN" w:bidi="hi_IN"/>
@@ -9883,18 +9871,12 @@
         </w:rPr>
         <w:t xml:space="preserve"> भाववाचक संज्ञा है। वैकल्पिक अनुवाद: “परमेश्वर ने मुफ्त वरदान स्वरुप तुम्हारा उद्धार किया है” या “परमेश्वर ने तुम्हारे लिए अपनी अपरम्पार दया के कारण तुम्हारा उद्धार किया है” देखें कि आपने इसका अनुवाद </w:t>
       </w:r>
-      <w:hyperlink r:id="rId14">
-        <w:r>
-          <w:rPr>
-            <w:lang w:val="hi_IN" w:bidi="hi_IN"/>
-          </w:rPr>
-          <w:rPr>
-            <w:color w:val="0000EE"/>
-            <w:u w:val="single"/>
-          </w:rPr>
-          <w:t>इफिसियों 2:5</w:t>
-        </w:r>
-      </w:hyperlink>
+      <w:r>
+        <w:rPr>
+          <w:lang w:val="hi_IN" w:bidi="hi_IN"/>
+        </w:rPr>
+        <w:t>इफिसियों 2:5</w:t>
+      </w:r>
       <w:r>
         <w:rPr>
           <w:lang w:val="hi_IN" w:bidi="hi_IN"/>
@@ -17013,18 +16995,12 @@
         </w:rPr>
         <w:t xml:space="preserve">"“स्वर्गीय स्थानों में।” यहाँ ""स्वर्गीय"" शब्द उस स्थान को सन्दर्भित करता है जहाँ परमेश्वर है। देखें कि इसका अनुवाद </w:t>
       </w:r>
-      <w:hyperlink r:id="rId13">
-        <w:r>
-          <w:rPr>
-            <w:lang w:val="hi_IN" w:bidi="hi_IN"/>
-          </w:rPr>
-          <w:rPr>
-            <w:color w:val="0000EE"/>
-            <w:u w:val="single"/>
-          </w:rPr>
-          <w:t>इफिसियों 1:3</w:t>
-        </w:r>
-      </w:hyperlink>
+      <w:r>
+        <w:rPr>
+          <w:lang w:val="hi_IN" w:bidi="hi_IN"/>
+        </w:rPr>
+        <w:t>इफिसियों 1:3</w:t>
+      </w:r>
       <w:r>
         <w:rPr>
           <w:lang w:val="hi_IN" w:bidi="hi_IN"/>
@@ -18666,18 +18642,12 @@
         </w:rPr>
         <w:t xml:space="preserve">Connecting Statement:\n\nपौलुस </w:t>
       </w:r>
-      <w:hyperlink r:id="rId15">
-        <w:r>
-          <w:rPr>
-            <w:lang w:val="hi_IN" w:bidi="hi_IN"/>
-          </w:rPr>
-          <w:rPr>
-            <w:color w:val="0000EE"/>
-            <w:u w:val="single"/>
-          </w:rPr>
-          <w:t>इफिसियों 3:14</w:t>
-        </w:r>
-      </w:hyperlink>
+      <w:r>
+        <w:rPr>
+          <w:lang w:val="hi_IN" w:bidi="hi_IN"/>
+        </w:rPr>
+        <w:t>इफिसियों 3:14</w:t>
+      </w:r>
       <w:r>
         <w:rPr>
           <w:lang w:val="hi_IN" w:bidi="hi_IN"/>
@@ -18773,18 +18743,12 @@
         </w:rPr>
         <w:t>। पहली यह है कि वे ""बलवन्त किए जाएं"" (</w:t>
       </w:r>
-      <w:hyperlink r:id="rId16">
-        <w:r>
-          <w:rPr>
-            <w:lang w:val="hi_IN" w:bidi="hi_IN"/>
-          </w:rPr>
-          <w:rPr>
-            <w:color w:val="0000EE"/>
-            <w:u w:val="single"/>
-          </w:rPr>
-          <w:t>3:16</w:t>
-        </w:r>
-      </w:hyperlink>
+      <w:r>
+        <w:rPr>
+          <w:lang w:val="hi_IN" w:bidi="hi_IN"/>
+        </w:rPr>
+        <w:t>3:16</w:t>
+      </w:r>
       <w:r>
         <w:rPr>
           <w:lang w:val="hi_IN" w:bidi="hi_IN"/>
@@ -19174,36 +19138,24 @@
         </w:rPr>
         <w:t>यह तीसरी बात है जिसके लिए पौलुस घुटने टेककर प्रार्थना करता है; पहली यह है कि परमेश्वर उन्हें ऐसा होने दे कि वे बलवन्त हों (</w:t>
       </w:r>
-      <w:hyperlink r:id="rId16">
-        <w:r>
-          <w:rPr>
-            <w:lang w:val="hi_IN" w:bidi="hi_IN"/>
-          </w:rPr>
-          <w:rPr>
-            <w:color w:val="0000EE"/>
-            <w:u w:val="single"/>
-          </w:rPr>
-          <w:t>3:16</w:t>
-        </w:r>
-      </w:hyperlink>
+      <w:r>
+        <w:rPr>
+          <w:lang w:val="hi_IN" w:bidi="hi_IN"/>
+        </w:rPr>
+        <w:t>3:16</w:t>
+      </w:r>
       <w:r>
         <w:rPr>
           <w:lang w:val="hi_IN" w:bidi="hi_IN"/>
         </w:rPr>
         <w:t>) और दूसरी यह कि मसीह उनके विश्वास के कारण उनके मनों में वास करे (</w:t>
       </w:r>
-      <w:hyperlink r:id="rId17">
-        <w:r>
-          <w:rPr>
-            <w:lang w:val="hi_IN" w:bidi="hi_IN"/>
-          </w:rPr>
-          <w:rPr>
-            <w:color w:val="0000EE"/>
-            <w:u w:val="single"/>
-          </w:rPr>
-          <w:t>3:1</w:t>
-        </w:r>
-      </w:hyperlink>
+      <w:r>
+        <w:rPr>
+          <w:lang w:val="hi_IN" w:bidi="hi_IN"/>
+        </w:rPr>
+        <w:t>3:1</w:t>
+      </w:r>
       <w:r>
         <w:rPr>
           <w:lang w:val="hi_IN" w:bidi="hi_IN"/>
@@ -19692,54 +19644,36 @@
         </w:rPr>
         <w:t>"यह चौथी बात है जिसके लिए पौलुस घुटने टेककर प्रार्थना करता है (</w:t>
       </w:r>
-      <w:hyperlink r:id="rId15">
-        <w:r>
-          <w:rPr>
-            <w:lang w:val="hi_IN" w:bidi="hi_IN"/>
-          </w:rPr>
-          <w:rPr>
-            <w:color w:val="0000EE"/>
-            <w:u w:val="single"/>
-          </w:rPr>
-          <w:t>इफिसियों 3:14</w:t>
-        </w:r>
-      </w:hyperlink>
+      <w:r>
+        <w:rPr>
+          <w:lang w:val="hi_IN" w:bidi="hi_IN"/>
+        </w:rPr>
+        <w:t>इफिसियों 3:14</w:t>
+      </w:r>
       <w:r>
         <w:rPr>
           <w:lang w:val="hi_IN" w:bidi="hi_IN"/>
         </w:rPr>
         <w:t>)। पहली यह है कि वे बलवन्त किया जाएँ"" (</w:t>
       </w:r>
-      <w:hyperlink r:id="rId16">
-        <w:r>
-          <w:rPr>
-            <w:lang w:val="hi_IN" w:bidi="hi_IN"/>
-          </w:rPr>
-          <w:rPr>
-            <w:color w:val="0000EE"/>
-            <w:u w:val="single"/>
-          </w:rPr>
-          <w:t>इफिसियों 3:16</w:t>
-        </w:r>
-      </w:hyperlink>
+      <w:r>
+        <w:rPr>
+          <w:lang w:val="hi_IN" w:bidi="hi_IN"/>
+        </w:rPr>
+        <w:t>इफिसियों 3:16</w:t>
+      </w:r>
       <w:r>
         <w:rPr>
           <w:lang w:val="hi_IN" w:bidi="hi_IN"/>
         </w:rPr>
         <w:t>), और दूसरी यह है कि ""मसीह विश्वास के द्वारा उनके मनों में वास करेगा"" (</w:t>
       </w:r>
-      <w:hyperlink r:id="rId18">
-        <w:r>
-          <w:rPr>
-            <w:lang w:val="hi_IN" w:bidi="hi_IN"/>
-          </w:rPr>
-          <w:rPr>
-            <w:color w:val="0000EE"/>
-            <w:u w:val="single"/>
-          </w:rPr>
-          <w:t>इफिसियों 3:18</w:t>
-        </w:r>
-      </w:hyperlink>
+      <w:r>
+        <w:rPr>
+          <w:lang w:val="hi_IN" w:bidi="hi_IN"/>
+        </w:rPr>
+        <w:t>इफिसियों 3:18</w:t>
+      </w:r>
       <w:r>
         <w:rPr>
           <w:lang w:val="hi_IN" w:bidi="hi_IN"/>
@@ -19759,18 +19693,12 @@
         </w:rPr>
         <w:t xml:space="preserve"> (</w:t>
       </w:r>
-      <w:hyperlink r:id="rId18">
-        <w:r>
-          <w:rPr>
-            <w:lang w:val="hi_IN" w:bidi="hi_IN"/>
-          </w:rPr>
-          <w:rPr>
-            <w:color w:val="0000EE"/>
-            <w:u w:val="single"/>
-          </w:rPr>
-          <w:t>इफिसियों 3:18</w:t>
-        </w:r>
-      </w:hyperlink>
+      <w:r>
+        <w:rPr>
+          <w:lang w:val="hi_IN" w:bidi="hi_IN"/>
+        </w:rPr>
+        <w:t>इफिसियों 3:18</w:t>
+      </w:r>
       <w:r>
         <w:rPr>
           <w:lang w:val="hi_IN" w:bidi="hi_IN"/>
@@ -26823,18 +26751,12 @@
         </w:rPr>
         <w:t xml:space="preserve">"**ऐसी ** यह शब्द अन्यजाति लोगों की जीवन शैली को संदर्भित करता है, जिसका वर्णन </w:t>
       </w:r>
-      <w:hyperlink r:id="rId19">
-        <w:r>
-          <w:rPr>
-            <w:lang w:val="hi_IN" w:bidi="hi_IN"/>
-          </w:rPr>
-          <w:rPr>
-            <w:color w:val="0000EE"/>
-            <w:u w:val="single"/>
-          </w:rPr>
-          <w:t>इफिसियों 4:17–19</w:t>
-        </w:r>
-      </w:hyperlink>
+      <w:r>
+        <w:rPr>
+          <w:lang w:val="hi_IN" w:bidi="hi_IN"/>
+        </w:rPr>
+        <w:t>इफिसियों 4:17–19</w:t>
+      </w:r>
       <w:r>
         <w:rPr>
           <w:lang w:val="hi_IN" w:bidi="hi_IN"/>
@@ -30709,18 +30631,12 @@
         </w:rPr>
         <w:t xml:space="preserve"> कारण-परिणाम सम्बन्ध को परिचित कराता है। कारण (</w:t>
       </w:r>
-      <w:hyperlink r:id="rId20">
-        <w:r>
-          <w:rPr>
-            <w:lang w:val="hi_IN" w:bidi="hi_IN"/>
-          </w:rPr>
-          <w:rPr>
-            <w:color w:val="0000EE"/>
-            <w:u w:val="single"/>
-          </w:rPr>
-          <w:t>इफिसियों 4:32</w:t>
-        </w:r>
-      </w:hyperlink>
+      <w:r>
+        <w:rPr>
+          <w:lang w:val="hi_IN" w:bidi="hi_IN"/>
+        </w:rPr>
+        <w:t>इफिसियों 4:32</w:t>
+      </w:r>
       <w:r>
         <w:rPr>
           <w:lang w:val="hi_IN" w:bidi="hi_IN"/>
@@ -36780,18 +36696,12 @@
         </w:rPr>
         <w:t>Connecting Statement:\n\nपौलुस मसीहियों को समझाना आरम्भ करता है कि उन्हें कैसे एक दूसरे के अधीन रहना है (</w:t>
       </w:r>
-      <w:hyperlink r:id="rId21">
-        <w:r>
-          <w:rPr>
-            <w:lang w:val="hi_IN" w:bidi="hi_IN"/>
-          </w:rPr>
-          <w:rPr>
-            <w:color w:val="0000EE"/>
-            <w:u w:val="single"/>
-          </w:rPr>
-          <w:t>इफिसियों 5:21</w:t>
-        </w:r>
-      </w:hyperlink>
+      <w:r>
+        <w:rPr>
+          <w:lang w:val="hi_IN" w:bidi="hi_IN"/>
+        </w:rPr>
+        <w:t>इफिसियों 5:21</w:t>
+      </w:r>
       <w:r>
         <w:rPr>
           <w:lang w:val="hi_IN" w:bidi="hi_IN"/>
@@ -40978,18 +40888,12 @@
         </w:rPr>
         <w:t xml:space="preserve"> इसका सन्दर्भ पूर्वोक्त पद, ""यदि वह कोई अच्छा काम करता है"" (</w:t>
       </w:r>
-      <w:hyperlink r:id="rId22">
-        <w:r>
-          <w:rPr>
-            <w:lang w:val="hi_IN" w:bidi="hi_IN"/>
-          </w:rPr>
-          <w:rPr>
-            <w:color w:val="0000EE"/>
-            <w:u w:val="single"/>
-          </w:rPr>
-          <w:t>इफिसियों 6:</w:t>
-        </w:r>
-      </w:hyperlink>
+      <w:r>
+        <w:rPr>
+          <w:lang w:val="hi_IN" w:bidi="hi_IN"/>
+        </w:rPr>
+        <w:t>इफिसियों 6:</w:t>
+      </w:r>
       <w:r>
         <w:rPr>
           <w:lang w:val="hi_IN" w:bidi="hi_IN"/>
@@ -41352,18 +41256,12 @@
         </w:rPr>
         <w:t xml:space="preserve">"ये दो शब्द अर्थ में अत्यधिक समानार्थक हैं। एक साथ रखने पर वे एक दूसरे को प्रभावी बनाते हैं। वैकल्पिक अनुवाद: ""उसकी महान सामर्थ्य"" देखें कि </w:t>
       </w:r>
-      <w:hyperlink r:id="rId23">
-        <w:r>
-          <w:rPr>
-            <w:lang w:val="hi_IN" w:bidi="hi_IN"/>
-          </w:rPr>
-          <w:rPr>
-            <w:color w:val="0000EE"/>
-            <w:u w:val="single"/>
-          </w:rPr>
-          <w:t>इफिसियों 1:21</w:t>
-        </w:r>
-      </w:hyperlink>
+      <w:r>
+        <w:rPr>
+          <w:lang w:val="hi_IN" w:bidi="hi_IN"/>
+        </w:rPr>
+        <w:t>इफिसियों 1:21</w:t>
+      </w:r>
       <w:r>
         <w:rPr>
           <w:lang w:val="hi_IN" w:bidi="hi_IN"/>
@@ -42778,18 +42676,12 @@
         </w:rPr>
         <w:t xml:space="preserve"> का अनुवाद </w:t>
       </w:r>
-      <w:hyperlink r:id="rId24">
-        <w:r>
-          <w:rPr>
-            <w:lang w:val="hi_IN" w:bidi="hi_IN"/>
-          </w:rPr>
-          <w:rPr>
-            <w:color w:val="0000EE"/>
-            <w:u w:val="single"/>
-          </w:rPr>
-          <w:t>इफिसियों 6:13</w:t>
-        </w:r>
-      </w:hyperlink>
+      <w:r>
+        <w:rPr>
+          <w:lang w:val="hi_IN" w:bidi="hi_IN"/>
+        </w:rPr>
+        <w:t>इफिसियों 6:13</w:t>
+      </w:r>
       <w:r>
         <w:rPr>
           <w:lang w:val="hi_IN" w:bidi="hi_IN"/>

--- a/hin/docx/49.content.docx
+++ b/hin/docx/49.content.docx
@@ -44821,6 +44821,89 @@
           <w:lang w:val="hi_IN" w:bidi="hi_IN"/>
         </w:rPr>
         <w:t>देखें: रूपक</w:t>
+      </w:r>
+      <w:r>
+        <w:rPr>
+          <w:lang w:val="hi_IN" w:bidi="hi_IN"/>
+        </w:rPr>
+      </w:r>
+      <w:r>
+        <w:rPr>
+          <w:lang w:val="hi_IN" w:bidi="hi_IN"/>
+        </w:rPr>
+      </w:r>
+    </w:p>
+    <w:p>
+      <w:pPr/>
+      <w:r>
+        <w:rPr>
+          <w:lang w:val="hi_IN" w:bidi="hi_IN"/>
+        </w:rPr>
+      </w:r>
+    </w:p>
+    <w:p>
+      <w:pPr>
+        <w:pStyle w:val="Heading2"/>
+      </w:pPr>
+      <w:r>
+        <w:rPr>
+          <w:lang w:val="hi_IN" w:bidi="hi_IN"/>
+        </w:rPr>
+        <w:t>इफिसियों 6:21 (#2)</w:t>
+      </w:r>
+      <w:r>
+        <w:rPr>
+          <w:lang w:val="hi_IN" w:bidi="hi_IN"/>
+        </w:rPr>
+      </w:r>
+    </w:p>
+    <w:p>
+      <w:pPr/>
+      <w:r>
+        <w:rPr>
+          <w:lang w:val="hi_IN" w:bidi="hi_IN"/>
+        </w:rPr>
+      </w:r>
+      <w:r>
+        <w:rPr>
+          <w:b/>
+          <w:lang w:val="hi_IN" w:bidi="hi_IN"/>
+        </w:rPr>
+        <w:t>"तुखिकुस"</w:t>
+      </w:r>
+    </w:p>
+    <w:p>
+      <w:pPr/>
+      <w:r>
+        <w:rPr>
+          <w:lang w:val="hi_IN" w:bidi="hi_IN"/>
+        </w:rPr>
+      </w:r>
+      <w:r>
+        <w:rPr>
+          <w:lang w:val="hi_IN" w:bidi="hi_IN"/>
+        </w:rPr>
+        <w:t>तुखिकुस उन अनेक सेवकों में से था जो पौलुस के साथ सेवा कर रहे थे।</w:t>
+      </w:r>
+    </w:p>
+    <w:p>
+      <w:pPr/>
+      <w:r>
+        <w:rPr>
+          <w:lang w:val="hi_IN" w:bidi="hi_IN"/>
+        </w:rPr>
+      </w:r>
+      <w:r>
+        <w:rPr>
+          <w:lang w:val="hi_IN" w:bidi="hi_IN"/>
+        </w:rPr>
+        <w:t xml:space="preserve">देखें: </w:t>
+      </w:r>
+      <w:r>
+        <w:rPr>
+          <w:lang w:val="hi_IN" w:bidi="hi_IN"/>
+        </w:rPr>
+        <w:t>नामों का अनुवाद कैसे करें</w:t>
       </w:r>
       <w:r>
         <w:rPr>
